--- a/docs/export/ADW-WORKFLOW.docx
+++ b/docs/export/ADW-WORKFLOW.docx
@@ -1829,7 +1829,7 @@
               <a:graphicData uri="http://schemas.openxmlformats.org/drawingml/2006/picture">
                 <pic:pic>
                   <pic:nvPicPr>
-                    <pic:cNvPr descr="/tmp/tmpi1srrkay/emf/diagrams/workflow/run-overview.emf" id="28" name="Picture"/>
+                    <pic:cNvPr descr="/tmp/tmpd3afpfva/emf/diagrams/workflow/run-overview.emf" id="28" name="Picture"/>
                     <pic:cNvPicPr>
                       <a:picLocks noChangeArrowheads="1" noChangeAspect="1"/>
                     </pic:cNvPicPr>
@@ -2013,7 +2013,7 @@
               <a:graphicData uri="http://schemas.openxmlformats.org/drawingml/2006/picture">
                 <pic:pic>
                   <pic:nvPicPr>
-                    <pic:cNvPr descr="/tmp/tmpi1srrkay/emf/diagrams/workflow/state-machine.emf" id="31" name="Picture"/>
+                    <pic:cNvPr descr="/tmp/tmpd3afpfva/emf/diagrams/workflow/state-machine.emf" id="31" name="Picture"/>
                     <pic:cNvPicPr>
                       <a:picLocks noChangeArrowheads="1" noChangeAspect="1"/>
                     </pic:cNvPicPr>
@@ -2478,6 +2478,103 @@
       <w:r>
         <w:t xml:space="preserve">non-positive timeouts abort with a clear message.</w:t>
       </w:r>
+      <w:r>
+        <w:t xml:space="preserve"> </w:t>
+      </w:r>
+      <w:r>
+        <w:t xml:space="preserve">Right after it, the</w:t>
+      </w:r>
+      <w:r>
+        <w:t xml:space="preserve"> </w:t>
+      </w:r>
+      <w:r>
+        <w:rPr>
+          <w:b/>
+          <w:bCs/>
+        </w:rPr>
+        <w:t xml:space="preserve">forge preflight</w:t>
+      </w:r>
+      <w:r>
+        <w:t xml:space="preserve"> </w:t>
+      </w:r>
+      <w:r>
+        <w:t xml:space="preserve">(real runs only) checks that the</w:t>
+      </w:r>
+      <w:r>
+        <w:t xml:space="preserve"> </w:t>
+      </w:r>
+      <w:r>
+        <w:t xml:space="preserve">forge is known —</w:t>
+      </w:r>
+      <w:r>
+        <w:t xml:space="preserve"> </w:t>
+      </w:r>
+      <w:r>
+        <w:rPr>
+          <w:rStyle w:val="VerbatimChar"/>
+        </w:rPr>
+        <w:t xml:space="preserve">ci.provider</w:t>
+      </w:r>
+      <w:r>
+        <w:t xml:space="preserve"> </w:t>
+      </w:r>
+      <w:r>
+        <w:t xml:space="preserve">or an origin host containing</w:t>
+      </w:r>
+      <w:r>
+        <w:t xml:space="preserve"> </w:t>
+      </w:r>
+      <w:r>
+        <w:rPr>
+          <w:rStyle w:val="VerbatimChar"/>
+        </w:rPr>
+        <w:t xml:space="preserve">gitlab</w:t>
+      </w:r>
+      <w:r>
+        <w:t xml:space="preserve">/</w:t>
+      </w:r>
+      <w:r>
+        <w:rPr>
+          <w:rStyle w:val="VerbatimChar"/>
+        </w:rPr>
+        <w:t xml:space="preserve">github</w:t>
+      </w:r>
+      <w:r>
+        <w:t xml:space="preserve">.</w:t>
+      </w:r>
+      <w:r>
+        <w:t xml:space="preserve"> </w:t>
+      </w:r>
+      <w:r>
+        <w:t xml:space="preserve">Otherwise the command is refused before any agent runs (also before</w:t>
+      </w:r>
+      <w:r>
+        <w:t xml:space="preserve"> </w:t>
+      </w:r>
+      <w:r>
+        <w:rPr>
+          <w:rStyle w:val="VerbatimChar"/>
+        </w:rPr>
+        <w:t xml:space="preserve">resume</w:t>
+      </w:r>
+      <w:r>
+        <w:t xml:space="preserve"> </w:t>
+      </w:r>
+      <w:r>
+        <w:t xml:space="preserve">and</w:t>
+      </w:r>
+      <w:r>
+        <w:t xml:space="preserve"> </w:t>
+      </w:r>
+      <w:r>
+        <w:rPr>
+          <w:rStyle w:val="VerbatimChar"/>
+        </w:rPr>
+        <w:t xml:space="preserve">approve</w:t>
+      </w:r>
+      <w:r>
+        <w:t xml:space="preserve">); a dry run falls back to GitLab.</w:t>
+      </w:r>
     </w:p>
     <w:p>
       <w:pPr>
@@ -3544,7 +3641,7 @@
               <a:graphicData uri="http://schemas.openxmlformats.org/drawingml/2006/picture">
                 <pic:pic>
                   <pic:nvPicPr>
-                    <pic:cNvPr descr="/tmp/tmpi1srrkay/emf/diagrams/workflow/authoring-loop.emf" id="38" name="Picture"/>
+                    <pic:cNvPr descr="/tmp/tmpd3afpfva/emf/diagrams/workflow/authoring-loop.emf" id="38" name="Picture"/>
                     <pic:cNvPicPr>
                       <a:picLocks noChangeArrowheads="1" noChangeAspect="1"/>
                     </pic:cNvPicPr>
@@ -5801,7 +5898,7 @@
               <a:graphicData uri="http://schemas.openxmlformats.org/drawingml/2006/picture">
                 <pic:pic>
                   <pic:nvPicPr>
-                    <pic:cNvPr descr="/tmp/tmpi1srrkay/emf/diagrams/workflow/tdd-red.emf" id="48" name="Picture"/>
+                    <pic:cNvPr descr="/tmp/tmpd3afpfva/emf/diagrams/workflow/tdd-red.emf" id="48" name="Picture"/>
                     <pic:cNvPicPr>
                       <a:picLocks noChangeArrowheads="1" noChangeAspect="1"/>
                     </pic:cNvPicPr>
@@ -5910,7 +6007,7 @@
               <a:graphicData uri="http://schemas.openxmlformats.org/drawingml/2006/picture">
                 <pic:pic>
                   <pic:nvPicPr>
-                    <pic:cNvPr descr="/tmp/tmpi1srrkay/emf/diagrams/workflow/gate-loop.emf" id="52" name="Picture"/>
+                    <pic:cNvPr descr="/tmp/tmpd3afpfva/emf/diagrams/workflow/gate-loop.emf" id="52" name="Picture"/>
                     <pic:cNvPicPr>
                       <a:picLocks noChangeArrowheads="1" noChangeAspect="1"/>
                     </pic:cNvPicPr>
@@ -6489,7 +6586,7 @@
               <a:graphicData uri="http://schemas.openxmlformats.org/drawingml/2006/picture">
                 <pic:pic>
                   <pic:nvPicPr>
-                    <pic:cNvPr descr="/tmp/tmpi1srrkay/emf/diagrams/workflow/integration-e2e.emf" id="57" name="Picture"/>
+                    <pic:cNvPr descr="/tmp/tmpd3afpfva/emf/diagrams/workflow/integration-e2e.emf" id="57" name="Picture"/>
                     <pic:cNvPicPr>
                       <a:picLocks noChangeArrowheads="1" noChangeAspect="1"/>
                     </pic:cNvPicPr>
@@ -6956,7 +7053,7 @@
               <a:graphicData uri="http://schemas.openxmlformats.org/drawingml/2006/picture">
                 <pic:pic>
                   <pic:nvPicPr>
-                    <pic:cNvPr descr="/tmp/tmpi1srrkay/emf/diagrams/workflow/codex-review.emf" id="61" name="Picture"/>
+                    <pic:cNvPr descr="/tmp/tmpd3afpfva/emf/diagrams/workflow/codex-review.emf" id="61" name="Picture"/>
                     <pic:cNvPicPr>
                       <a:picLocks noChangeArrowheads="1" noChangeAspect="1"/>
                     </pic:cNvPicPr>
@@ -7804,7 +7901,7 @@
               <a:graphicData uri="http://schemas.openxmlformats.org/drawingml/2006/picture">
                 <pic:pic>
                   <pic:nvPicPr>
-                    <pic:cNvPr descr="/tmp/tmpi1srrkay/emf/diagrams/workflow/ci.emf" id="66" name="Picture"/>
+                    <pic:cNvPr descr="/tmp/tmpd3afpfva/emf/diagrams/workflow/ci.emf" id="66" name="Picture"/>
                     <pic:cNvPicPr>
                       <a:picLocks noChangeArrowheads="1" noChangeAspect="1"/>
                     </pic:cNvPicPr>
@@ -7909,7 +8006,7 @@
         <w:t xml:space="preserve"> </w:t>
       </w:r>
       <w:r>
-        <w:t xml:space="preserve">(otherwise the run escalates here — after the whole build; a dry run falls back to GitLab).</w:t>
+        <w:t xml:space="preserve">(already checked in the preflight; if origin or config changed during the run, it escalates here).</w:t>
       </w:r>
     </w:p>
     <w:p>
@@ -8456,7 +8553,7 @@
               <a:graphicData uri="http://schemas.openxmlformats.org/drawingml/2006/picture">
                 <pic:pic>
                   <pic:nvPicPr>
-                    <pic:cNvPr descr="/tmp/tmpi1srrkay/emf/diagrams/workflow/review-policy.emf" id="70" name="Picture"/>
+                    <pic:cNvPr descr="/tmp/tmpd3afpfva/emf/diagrams/workflow/review-policy.emf" id="70" name="Picture"/>
                     <pic:cNvPicPr>
                       <a:picLocks noChangeArrowheads="1" noChangeAspect="1"/>
                     </pic:cNvPicPr>
@@ -8832,7 +8929,7 @@
               <a:graphicData uri="http://schemas.openxmlformats.org/drawingml/2006/picture">
                 <pic:pic>
                   <pic:nvPicPr>
-                    <pic:cNvPr descr="/tmp/tmpi1srrkay/emf/diagrams/workflow/fix-dispatch.emf" id="75" name="Picture"/>
+                    <pic:cNvPr descr="/tmp/tmpd3afpfva/emf/diagrams/workflow/fix-dispatch.emf" id="75" name="Picture"/>
                     <pic:cNvPicPr>
                       <a:picLocks noChangeArrowheads="1" noChangeAspect="1"/>
                     </pic:cNvPicPr>

--- a/docs/export/ADW-WORKFLOW.docx
+++ b/docs/export/ADW-WORKFLOW.docx
@@ -1002,13 +1002,13 @@
               <w:jc w:val="left"/>
             </w:pPr>
             <w:r>
-              <w:t xml:space="preserve">Opus 4.8 (</w:t>
+              <w:t xml:space="preserve">Opus 5.5 (</w:t>
             </w:r>
             <w:r>
               <w:rPr>
                 <w:rStyle w:val="VerbatimChar"/>
               </w:rPr>
-              <w:t xml:space="preserve">claude-opus-4-8</w:t>
+              <w:t xml:space="preserve">claude-opus-5-5</w:t>
             </w:r>
             <w:r>
               <w:t xml:space="preserve">)</w:t>
@@ -1067,19 +1067,28 @@
               <w:rPr>
                 <w:rStyle w:val="VerbatimChar"/>
               </w:rPr>
-              <w:t xml:space="preserve">codex exec --sandbox read-only</w:t>
-            </w:r>
-          </w:p>
-        </w:tc>
-        <w:tc>
-          <w:tcPr/>
-          <w:p>
-            <w:pPr>
-              <w:pStyle w:val="Compact"/>
-              <w:jc w:val="left"/>
-            </w:pPr>
-            <w:r>
-              <w:t xml:space="preserve">Codex</w:t>
+              <w:t xml:space="preserve">codex exec -m gpt-6-astra --sandbox read-only</w:t>
+            </w:r>
+          </w:p>
+        </w:tc>
+        <w:tc>
+          <w:tcPr/>
+          <w:p>
+            <w:pPr>
+              <w:pStyle w:val="Compact"/>
+              <w:jc w:val="left"/>
+            </w:pPr>
+            <w:r>
+              <w:t xml:space="preserve">GPT-6-Astra (</w:t>
+            </w:r>
+            <w:r>
+              <w:rPr>
+                <w:rStyle w:val="VerbatimChar"/>
+              </w:rPr>
+              <w:t xml:space="preserve">gpt-6-astra</w:t>
+            </w:r>
+            <w:r>
+              <w:t xml:space="preserve">)</w:t>
             </w:r>
           </w:p>
         </w:tc>
@@ -1132,13 +1141,13 @@
               <w:jc w:val="left"/>
             </w:pPr>
             <w:r>
-              <w:t xml:space="preserve">Fable 5 (</w:t>
+              <w:t xml:space="preserve">Fable 5.1 (</w:t>
             </w:r>
             <w:r>
               <w:rPr>
                 <w:rStyle w:val="VerbatimChar"/>
               </w:rPr>
-              <w:t xml:space="preserve">claude-fable-5</w:t>
+              <w:t xml:space="preserve">claude-fable-5-1</w:t>
             </w:r>
             <w:r>
               <w:t xml:space="preserve">)</w:t>
@@ -1209,7 +1218,7 @@
               <w:jc w:val="left"/>
             </w:pPr>
             <w:r>
-              <w:t xml:space="preserve">Opus 4.8</w:t>
+              <w:t xml:space="preserve">Opus 5.5</w:t>
             </w:r>
           </w:p>
         </w:tc>
@@ -1277,7 +1286,7 @@
               <w:jc w:val="left"/>
             </w:pPr>
             <w:r>
-              <w:t xml:space="preserve">Fable 5</w:t>
+              <w:t xml:space="preserve">Fable 5.1</w:t>
             </w:r>
           </w:p>
         </w:tc>
@@ -1336,7 +1345,7 @@
               <w:jc w:val="left"/>
             </w:pPr>
             <w:r>
-              <w:t xml:space="preserve">Codex</w:t>
+              <w:t xml:space="preserve">GPT-6-Astra</w:t>
             </w:r>
           </w:p>
         </w:tc>
@@ -1389,7 +1398,7 @@
               <w:jc w:val="left"/>
             </w:pPr>
             <w:r>
-              <w:t xml:space="preserve">Opus 4.8</w:t>
+              <w:t xml:space="preserve">Opus 5.5</w:t>
             </w:r>
           </w:p>
         </w:tc>
@@ -1454,13 +1463,13 @@
               <w:jc w:val="left"/>
             </w:pPr>
             <w:r>
-              <w:t xml:space="preserve">Sonnet 5 (</w:t>
+              <w:t xml:space="preserve">Sonnet 5.5 (</w:t>
             </w:r>
             <w:r>
               <w:rPr>
                 <w:rStyle w:val="VerbatimChar"/>
               </w:rPr>
-              <w:t xml:space="preserve">claude-sonnet-5</w:t>
+              <w:t xml:space="preserve">claude-sonnet-5-5</w:t>
             </w:r>
             <w:r>
               <w:t xml:space="preserve">)</w:t>
@@ -1516,7 +1525,7 @@
               <w:jc w:val="left"/>
             </w:pPr>
             <w:r>
-              <w:t xml:space="preserve">Fable 5</w:t>
+              <w:t xml:space="preserve">Fable 5.1</w:t>
             </w:r>
           </w:p>
         </w:tc>
@@ -1569,7 +1578,7 @@
               <w:jc w:val="left"/>
             </w:pPr>
             <w:r>
-              <w:t xml:space="preserve">Sonnet 5</w:t>
+              <w:t xml:space="preserve">Sonnet 5.5</w:t>
             </w:r>
           </w:p>
         </w:tc>
@@ -1829,7 +1838,7 @@
               <a:graphicData uri="http://schemas.openxmlformats.org/drawingml/2006/picture">
                 <pic:pic>
                   <pic:nvPicPr>
-                    <pic:cNvPr descr="/tmp/tmpd3afpfva/emf/diagrams/workflow/run-overview.emf" id="28" name="Picture"/>
+                    <pic:cNvPr descr="/tmp/tmprjwl9ly9/emf/diagrams/workflow/run-overview.emf" id="28" name="Picture"/>
                     <pic:cNvPicPr>
                       <a:picLocks noChangeArrowheads="1" noChangeAspect="1"/>
                     </pic:cNvPicPr>
@@ -2013,7 +2022,7 @@
               <a:graphicData uri="http://schemas.openxmlformats.org/drawingml/2006/picture">
                 <pic:pic>
                   <pic:nvPicPr>
-                    <pic:cNvPr descr="/tmp/tmpd3afpfva/emf/diagrams/workflow/state-machine.emf" id="31" name="Picture"/>
+                    <pic:cNvPr descr="/tmp/tmprjwl9ly9/emf/diagrams/workflow/state-machine.emf" id="31" name="Picture"/>
                     <pic:cNvPicPr>
                       <a:picLocks noChangeArrowheads="1" noChangeAspect="1"/>
                     </pic:cNvPicPr>
@@ -3145,7 +3154,7 @@
               <w:t xml:space="preserve"> </w:t>
             </w:r>
             <w:r>
-              <w:t xml:space="preserve">(Opus 4.8) and Codex as parallel authors ·</w:t>
+              <w:t xml:space="preserve">(Opus 5.5) and Codex as parallel authors ·</w:t>
             </w:r>
             <w:r>
               <w:t xml:space="preserve"> </w:t>
@@ -3160,7 +3169,7 @@
               <w:t xml:space="preserve"> </w:t>
             </w:r>
             <w:r>
-              <w:t xml:space="preserve">(Fable 5) · Codex reviewer</w:t>
+              <w:t xml:space="preserve">(Fable 5.1) · Codex reviewer</w:t>
             </w:r>
           </w:p>
         </w:tc>
@@ -3536,7 +3545,7 @@
         <w:t xml:space="preserve"> </w:t>
       </w:r>
       <w:r>
-        <w:t xml:space="preserve">(Fable 5) reads the issue and both drafts, writes the</w:t>
+        <w:t xml:space="preserve">(Fable 5.1) reads the issue and both drafts, writes the</w:t>
       </w:r>
       <w:r>
         <w:t xml:space="preserve"> </w:t>
@@ -3641,7 +3650,7 @@
               <a:graphicData uri="http://schemas.openxmlformats.org/drawingml/2006/picture">
                 <pic:pic>
                   <pic:nvPicPr>
-                    <pic:cNvPr descr="/tmp/tmpd3afpfva/emf/diagrams/workflow/authoring-loop.emf" id="38" name="Picture"/>
+                    <pic:cNvPr descr="/tmp/tmprjwl9ly9/emf/diagrams/workflow/authoring-loop.emf" id="38" name="Picture"/>
                     <pic:cNvPicPr>
                       <a:picLocks noChangeArrowheads="1" noChangeAspect="1"/>
                     </pic:cNvPicPr>
@@ -4020,7 +4029,7 @@
               <w:t xml:space="preserve"> </w:t>
             </w:r>
             <w:r>
-              <w:t xml:space="preserve">(Opus 4.8) and Codex as parallel authors ·</w:t>
+              <w:t xml:space="preserve">(Opus 5.5) and Codex as parallel authors ·</w:t>
             </w:r>
             <w:r>
               <w:t xml:space="preserve"> </w:t>
@@ -4035,7 +4044,7 @@
               <w:t xml:space="preserve"> </w:t>
             </w:r>
             <w:r>
-              <w:t xml:space="preserve">(Fable 5) · Codex reviewer</w:t>
+              <w:t xml:space="preserve">(Fable 5.1) · Codex reviewer</w:t>
             </w:r>
           </w:p>
         </w:tc>
@@ -5352,7 +5361,7 @@
               <w:t xml:space="preserve"> </w:t>
             </w:r>
             <w:r>
-              <w:t xml:space="preserve">(Opus 4.8) per lane · gates (deterministic) · orchestrator (git, commits)</w:t>
+              <w:t xml:space="preserve">(Opus 5.5) per lane · gates (deterministic) · orchestrator (git, commits)</w:t>
             </w:r>
           </w:p>
         </w:tc>
@@ -5898,7 +5907,7 @@
               <a:graphicData uri="http://schemas.openxmlformats.org/drawingml/2006/picture">
                 <pic:pic>
                   <pic:nvPicPr>
-                    <pic:cNvPr descr="/tmp/tmpd3afpfva/emf/diagrams/workflow/tdd-red.emf" id="48" name="Picture"/>
+                    <pic:cNvPr descr="/tmp/tmprjwl9ly9/emf/diagrams/workflow/tdd-red.emf" id="48" name="Picture"/>
                     <pic:cNvPicPr>
                       <a:picLocks noChangeArrowheads="1" noChangeAspect="1"/>
                     </pic:cNvPicPr>
@@ -6007,7 +6016,7 @@
               <a:graphicData uri="http://schemas.openxmlformats.org/drawingml/2006/picture">
                 <pic:pic>
                   <pic:nvPicPr>
-                    <pic:cNvPr descr="/tmp/tmpd3afpfva/emf/diagrams/workflow/gate-loop.emf" id="52" name="Picture"/>
+                    <pic:cNvPr descr="/tmp/tmprjwl9ly9/emf/diagrams/workflow/gate-loop.emf" id="52" name="Picture"/>
                     <pic:cNvPicPr>
                       <a:picLocks noChangeArrowheads="1" noChangeAspect="1"/>
                     </pic:cNvPicPr>
@@ -6484,7 +6493,7 @@
               <w:t xml:space="preserve"> </w:t>
             </w:r>
             <w:r>
-              <w:t xml:space="preserve">(Sonnet 5)</w:t>
+              <w:t xml:space="preserve">(Sonnet 5.5)</w:t>
             </w:r>
           </w:p>
         </w:tc>
@@ -6586,7 +6595,7 @@
               <a:graphicData uri="http://schemas.openxmlformats.org/drawingml/2006/picture">
                 <pic:pic>
                   <pic:nvPicPr>
-                    <pic:cNvPr descr="/tmp/tmpd3afpfva/emf/diagrams/workflow/integration-e2e.emf" id="57" name="Picture"/>
+                    <pic:cNvPr descr="/tmp/tmprjwl9ly9/emf/diagrams/workflow/integration-e2e.emf" id="57" name="Picture"/>
                     <pic:cNvPicPr>
                       <a:picLocks noChangeArrowheads="1" noChangeAspect="1"/>
                     </pic:cNvPicPr>
@@ -7053,7 +7062,7 @@
               <a:graphicData uri="http://schemas.openxmlformats.org/drawingml/2006/picture">
                 <pic:pic>
                   <pic:nvPicPr>
-                    <pic:cNvPr descr="/tmp/tmpd3afpfva/emf/diagrams/workflow/codex-review.emf" id="61" name="Picture"/>
+                    <pic:cNvPr descr="/tmp/tmprjwl9ly9/emf/diagrams/workflow/codex-review.emf" id="61" name="Picture"/>
                     <pic:cNvPicPr>
                       <a:picLocks noChangeArrowheads="1" noChangeAspect="1"/>
                     </pic:cNvPicPr>
@@ -7336,7 +7345,7 @@
               <w:t xml:space="preserve"> </w:t>
             </w:r>
             <w:r>
-              <w:t xml:space="preserve">(Fable 5, read-only) ·</w:t>
+              <w:t xml:space="preserve">(Fable 5.1, read-only) ·</w:t>
             </w:r>
             <w:r>
               <w:t xml:space="preserve"> </w:t>
@@ -7844,7 +7853,7 @@
               <w:t xml:space="preserve"> </w:t>
             </w:r>
             <w:r>
-              <w:t xml:space="preserve">(Sonnet 5)</w:t>
+              <w:t xml:space="preserve">(Sonnet 5.5)</w:t>
             </w:r>
           </w:p>
         </w:tc>
@@ -7901,7 +7910,7 @@
               <a:graphicData uri="http://schemas.openxmlformats.org/drawingml/2006/picture">
                 <pic:pic>
                   <pic:nvPicPr>
-                    <pic:cNvPr descr="/tmp/tmpd3afpfva/emf/diagrams/workflow/ci.emf" id="66" name="Picture"/>
+                    <pic:cNvPr descr="/tmp/tmprjwl9ly9/emf/diagrams/workflow/ci.emf" id="66" name="Picture"/>
                     <pic:cNvPicPr>
                       <a:picLocks noChangeArrowheads="1" noChangeAspect="1"/>
                     </pic:cNvPicPr>
@@ -8553,7 +8562,7 @@
               <a:graphicData uri="http://schemas.openxmlformats.org/drawingml/2006/picture">
                 <pic:pic>
                   <pic:nvPicPr>
-                    <pic:cNvPr descr="/tmp/tmpd3afpfva/emf/diagrams/workflow/review-policy.emf" id="70" name="Picture"/>
+                    <pic:cNvPr descr="/tmp/tmprjwl9ly9/emf/diagrams/workflow/review-policy.emf" id="70" name="Picture"/>
                     <pic:cNvPicPr>
                       <a:picLocks noChangeArrowheads="1" noChangeAspect="1"/>
                     </pic:cNvPicPr>
@@ -8929,7 +8938,7 @@
               <a:graphicData uri="http://schemas.openxmlformats.org/drawingml/2006/picture">
                 <pic:pic>
                   <pic:nvPicPr>
-                    <pic:cNvPr descr="/tmp/tmpd3afpfva/emf/diagrams/workflow/fix-dispatch.emf" id="75" name="Picture"/>
+                    <pic:cNvPr descr="/tmp/tmprjwl9ly9/emf/diagrams/workflow/fix-dispatch.emf" id="75" name="Picture"/>
                     <pic:cNvPicPr>
                       <a:picLocks noChangeArrowheads="1" noChangeAspect="1"/>
                     </pic:cNvPicPr>

--- a/docs/export/ADW-WORKFLOW.docx
+++ b/docs/export/ADW-WORKFLOW.docx
@@ -1838,7 +1838,7 @@
               <a:graphicData uri="http://schemas.openxmlformats.org/drawingml/2006/picture">
                 <pic:pic>
                   <pic:nvPicPr>
-                    <pic:cNvPr descr="/tmp/tmprjwl9ly9/emf/diagrams/workflow/run-overview.emf" id="28" name="Picture"/>
+                    <pic:cNvPr descr="/tmp/tmpl0mo_s_5/emf/diagrams/workflow/run-overview.emf" id="28" name="Picture"/>
                     <pic:cNvPicPr>
                       <a:picLocks noChangeArrowheads="1" noChangeAspect="1"/>
                     </pic:cNvPicPr>
@@ -2022,7 +2022,7 @@
               <a:graphicData uri="http://schemas.openxmlformats.org/drawingml/2006/picture">
                 <pic:pic>
                   <pic:nvPicPr>
-                    <pic:cNvPr descr="/tmp/tmprjwl9ly9/emf/diagrams/workflow/state-machine.emf" id="31" name="Picture"/>
+                    <pic:cNvPr descr="/tmp/tmpl0mo_s_5/emf/diagrams/workflow/state-machine.emf" id="31" name="Picture"/>
                     <pic:cNvPicPr>
                       <a:picLocks noChangeArrowheads="1" noChangeAspect="1"/>
                     </pic:cNvPicPr>
@@ -2584,6 +2584,85 @@
       <w:r>
         <w:t xml:space="preserve">); a dry run falls back to GitLab.</w:t>
       </w:r>
+      <w:r>
+        <w:t xml:space="preserve"> </w:t>
+      </w:r>
+      <w:r>
+        <w:t xml:space="preserve">Then the</w:t>
+      </w:r>
+      <w:r>
+        <w:t xml:space="preserve"> </w:t>
+      </w:r>
+      <w:r>
+        <w:rPr>
+          <w:b/>
+          <w:bCs/>
+        </w:rPr>
+        <w:t xml:space="preserve">model check</w:t>
+      </w:r>
+      <w:r>
+        <w:t xml:space="preserve"> </w:t>
+      </w:r>
+      <w:r>
+        <w:t xml:space="preserve">(real runs only) asks whether newer models exist than</w:t>
+      </w:r>
+      <w:r>
+        <w:t xml:space="preserve"> </w:t>
+      </w:r>
+      <w:r>
+        <w:t xml:space="preserve">the ones ADW pins: the CLI aliases</w:t>
+      </w:r>
+      <w:r>
+        <w:t xml:space="preserve"> </w:t>
+      </w:r>
+      <w:r>
+        <w:rPr>
+          <w:rStyle w:val="VerbatimChar"/>
+        </w:rPr>
+        <w:t xml:space="preserve">opus</w:t>
+      </w:r>
+      <w:r>
+        <w:t xml:space="preserve">/</w:t>
+      </w:r>
+      <w:r>
+        <w:rPr>
+          <w:rStyle w:val="VerbatimChar"/>
+        </w:rPr>
+        <w:t xml:space="preserve">fable</w:t>
+      </w:r>
+      <w:r>
+        <w:t xml:space="preserve">/</w:t>
+      </w:r>
+      <w:r>
+        <w:rPr>
+          <w:rStyle w:val="VerbatimChar"/>
+        </w:rPr>
+        <w:t xml:space="preserve">sonnet</w:t>
+      </w:r>
+      <w:r>
+        <w:t xml:space="preserve"> </w:t>
+      </w:r>
+      <w:r>
+        <w:t xml:space="preserve">resolve to the newest</w:t>
+      </w:r>
+      <w:r>
+        <w:t xml:space="preserve"> </w:t>
+      </w:r>
+      <w:r>
+        <w:t xml:space="preserve">Claude models, the codex CLI's catalog names the newest GPT model of the pinned</w:t>
+      </w:r>
+      <w:r>
+        <w:t xml:space="preserve"> </w:t>
+      </w:r>
+      <w:r>
+        <w:t xml:space="preserve">tier. If one is newer, the command is refused — update ADW first. The result is</w:t>
+      </w:r>
+      <w:r>
+        <w:t xml:space="preserve"> </w:t>
+      </w:r>
+      <w:r>
+        <w:t xml:space="preserve">cached for 24 h; a check that cannot run (offline, plan limit) only warns.</w:t>
+      </w:r>
     </w:p>
     <w:p>
       <w:pPr>
@@ -3650,7 +3729,7 @@
               <a:graphicData uri="http://schemas.openxmlformats.org/drawingml/2006/picture">
                 <pic:pic>
                   <pic:nvPicPr>
-                    <pic:cNvPr descr="/tmp/tmprjwl9ly9/emf/diagrams/workflow/authoring-loop.emf" id="38" name="Picture"/>
+                    <pic:cNvPr descr="/tmp/tmpl0mo_s_5/emf/diagrams/workflow/authoring-loop.emf" id="38" name="Picture"/>
                     <pic:cNvPicPr>
                       <a:picLocks noChangeArrowheads="1" noChangeAspect="1"/>
                     </pic:cNvPicPr>
@@ -5907,7 +5986,7 @@
               <a:graphicData uri="http://schemas.openxmlformats.org/drawingml/2006/picture">
                 <pic:pic>
                   <pic:nvPicPr>
-                    <pic:cNvPr descr="/tmp/tmprjwl9ly9/emf/diagrams/workflow/tdd-red.emf" id="48" name="Picture"/>
+                    <pic:cNvPr descr="/tmp/tmpl0mo_s_5/emf/diagrams/workflow/tdd-red.emf" id="48" name="Picture"/>
                     <pic:cNvPicPr>
                       <a:picLocks noChangeArrowheads="1" noChangeAspect="1"/>
                     </pic:cNvPicPr>
@@ -6016,7 +6095,7 @@
               <a:graphicData uri="http://schemas.openxmlformats.org/drawingml/2006/picture">
                 <pic:pic>
                   <pic:nvPicPr>
-                    <pic:cNvPr descr="/tmp/tmprjwl9ly9/emf/diagrams/workflow/gate-loop.emf" id="52" name="Picture"/>
+                    <pic:cNvPr descr="/tmp/tmpl0mo_s_5/emf/diagrams/workflow/gate-loop.emf" id="52" name="Picture"/>
                     <pic:cNvPicPr>
                       <a:picLocks noChangeArrowheads="1" noChangeAspect="1"/>
                     </pic:cNvPicPr>
@@ -6595,7 +6674,7 @@
               <a:graphicData uri="http://schemas.openxmlformats.org/drawingml/2006/picture">
                 <pic:pic>
                   <pic:nvPicPr>
-                    <pic:cNvPr descr="/tmp/tmprjwl9ly9/emf/diagrams/workflow/integration-e2e.emf" id="57" name="Picture"/>
+                    <pic:cNvPr descr="/tmp/tmpl0mo_s_5/emf/diagrams/workflow/integration-e2e.emf" id="57" name="Picture"/>
                     <pic:cNvPicPr>
                       <a:picLocks noChangeArrowheads="1" noChangeAspect="1"/>
                     </pic:cNvPicPr>
@@ -7062,7 +7141,7 @@
               <a:graphicData uri="http://schemas.openxmlformats.org/drawingml/2006/picture">
                 <pic:pic>
                   <pic:nvPicPr>
-                    <pic:cNvPr descr="/tmp/tmprjwl9ly9/emf/diagrams/workflow/codex-review.emf" id="61" name="Picture"/>
+                    <pic:cNvPr descr="/tmp/tmpl0mo_s_5/emf/diagrams/workflow/codex-review.emf" id="61" name="Picture"/>
                     <pic:cNvPicPr>
                       <a:picLocks noChangeArrowheads="1" noChangeAspect="1"/>
                     </pic:cNvPicPr>
@@ -7910,7 +7989,7 @@
               <a:graphicData uri="http://schemas.openxmlformats.org/drawingml/2006/picture">
                 <pic:pic>
                   <pic:nvPicPr>
-                    <pic:cNvPr descr="/tmp/tmprjwl9ly9/emf/diagrams/workflow/ci.emf" id="66" name="Picture"/>
+                    <pic:cNvPr descr="/tmp/tmpl0mo_s_5/emf/diagrams/workflow/ci.emf" id="66" name="Picture"/>
                     <pic:cNvPicPr>
                       <a:picLocks noChangeArrowheads="1" noChangeAspect="1"/>
                     </pic:cNvPicPr>
@@ -8562,7 +8641,7 @@
               <a:graphicData uri="http://schemas.openxmlformats.org/drawingml/2006/picture">
                 <pic:pic>
                   <pic:nvPicPr>
-                    <pic:cNvPr descr="/tmp/tmprjwl9ly9/emf/diagrams/workflow/review-policy.emf" id="70" name="Picture"/>
+                    <pic:cNvPr descr="/tmp/tmpl0mo_s_5/emf/diagrams/workflow/review-policy.emf" id="70" name="Picture"/>
                     <pic:cNvPicPr>
                       <a:picLocks noChangeArrowheads="1" noChangeAspect="1"/>
                     </pic:cNvPicPr>
@@ -8938,7 +9017,7 @@
               <a:graphicData uri="http://schemas.openxmlformats.org/drawingml/2006/picture">
                 <pic:pic>
                   <pic:nvPicPr>
-                    <pic:cNvPr descr="/tmp/tmprjwl9ly9/emf/diagrams/workflow/fix-dispatch.emf" id="75" name="Picture"/>
+                    <pic:cNvPr descr="/tmp/tmpl0mo_s_5/emf/diagrams/workflow/fix-dispatch.emf" id="75" name="Picture"/>
                     <pic:cNvPicPr>
                       <a:picLocks noChangeArrowheads="1" noChangeAspect="1"/>
                     </pic:cNvPicPr>

--- a/docs/export/ADW-WORKFLOW.docx
+++ b/docs/export/ADW-WORKFLOW.docx
@@ -1838,7 +1838,7 @@
               <a:graphicData uri="http://schemas.openxmlformats.org/drawingml/2006/picture">
                 <pic:pic>
                   <pic:nvPicPr>
-                    <pic:cNvPr descr="/tmp/tmpl0mo_s_5/emf/diagrams/workflow/run-overview.emf" id="28" name="Picture"/>
+                    <pic:cNvPr descr="/tmp/tmp0334j8nq/emf/diagrams/workflow/run-overview.emf" id="28" name="Picture"/>
                     <pic:cNvPicPr>
                       <a:picLocks noChangeArrowheads="1" noChangeAspect="1"/>
                     </pic:cNvPicPr>
@@ -2022,7 +2022,7 @@
               <a:graphicData uri="http://schemas.openxmlformats.org/drawingml/2006/picture">
                 <pic:pic>
                   <pic:nvPicPr>
-                    <pic:cNvPr descr="/tmp/tmpl0mo_s_5/emf/diagrams/workflow/state-machine.emf" id="31" name="Picture"/>
+                    <pic:cNvPr descr="/tmp/tmp0334j8nq/emf/diagrams/workflow/state-machine.emf" id="31" name="Picture"/>
                     <pic:cNvPicPr>
                       <a:picLocks noChangeArrowheads="1" noChangeAspect="1"/>
                     </pic:cNvPicPr>
@@ -2588,7 +2588,13 @@
         <w:t xml:space="preserve"> </w:t>
       </w:r>
       <w:r>
-        <w:t xml:space="preserve">Then the</w:t>
+        <w:t xml:space="preserve">After the working-tree preflight (step 4) — so a refused checkout costs no probe</w:t>
+      </w:r>
+      <w:r>
+        <w:t xml:space="preserve"> </w:t>
+      </w:r>
+      <w:r>
+        <w:t xml:space="preserve">tokens — the</w:t>
       </w:r>
       <w:r>
         <w:t xml:space="preserve"> </w:t>
@@ -3729,7 +3735,7 @@
               <a:graphicData uri="http://schemas.openxmlformats.org/drawingml/2006/picture">
                 <pic:pic>
                   <pic:nvPicPr>
-                    <pic:cNvPr descr="/tmp/tmpl0mo_s_5/emf/diagrams/workflow/authoring-loop.emf" id="38" name="Picture"/>
+                    <pic:cNvPr descr="/tmp/tmp0334j8nq/emf/diagrams/workflow/authoring-loop.emf" id="38" name="Picture"/>
                     <pic:cNvPicPr>
                       <a:picLocks noChangeArrowheads="1" noChangeAspect="1"/>
                     </pic:cNvPicPr>
@@ -5986,7 +5992,7 @@
               <a:graphicData uri="http://schemas.openxmlformats.org/drawingml/2006/picture">
                 <pic:pic>
                   <pic:nvPicPr>
-                    <pic:cNvPr descr="/tmp/tmpl0mo_s_5/emf/diagrams/workflow/tdd-red.emf" id="48" name="Picture"/>
+                    <pic:cNvPr descr="/tmp/tmp0334j8nq/emf/diagrams/workflow/tdd-red.emf" id="48" name="Picture"/>
                     <pic:cNvPicPr>
                       <a:picLocks noChangeArrowheads="1" noChangeAspect="1"/>
                     </pic:cNvPicPr>
@@ -6095,7 +6101,7 @@
               <a:graphicData uri="http://schemas.openxmlformats.org/drawingml/2006/picture">
                 <pic:pic>
                   <pic:nvPicPr>
-                    <pic:cNvPr descr="/tmp/tmpl0mo_s_5/emf/diagrams/workflow/gate-loop.emf" id="52" name="Picture"/>
+                    <pic:cNvPr descr="/tmp/tmp0334j8nq/emf/diagrams/workflow/gate-loop.emf" id="52" name="Picture"/>
                     <pic:cNvPicPr>
                       <a:picLocks noChangeArrowheads="1" noChangeAspect="1"/>
                     </pic:cNvPicPr>
@@ -6674,7 +6680,7 @@
               <a:graphicData uri="http://schemas.openxmlformats.org/drawingml/2006/picture">
                 <pic:pic>
                   <pic:nvPicPr>
-                    <pic:cNvPr descr="/tmp/tmpl0mo_s_5/emf/diagrams/workflow/integration-e2e.emf" id="57" name="Picture"/>
+                    <pic:cNvPr descr="/tmp/tmp0334j8nq/emf/diagrams/workflow/integration-e2e.emf" id="57" name="Picture"/>
                     <pic:cNvPicPr>
                       <a:picLocks noChangeArrowheads="1" noChangeAspect="1"/>
                     </pic:cNvPicPr>
@@ -7141,7 +7147,7 @@
               <a:graphicData uri="http://schemas.openxmlformats.org/drawingml/2006/picture">
                 <pic:pic>
                   <pic:nvPicPr>
-                    <pic:cNvPr descr="/tmp/tmpl0mo_s_5/emf/diagrams/workflow/codex-review.emf" id="61" name="Picture"/>
+                    <pic:cNvPr descr="/tmp/tmp0334j8nq/emf/diagrams/workflow/codex-review.emf" id="61" name="Picture"/>
                     <pic:cNvPicPr>
                       <a:picLocks noChangeArrowheads="1" noChangeAspect="1"/>
                     </pic:cNvPicPr>
@@ -7989,7 +7995,7 @@
               <a:graphicData uri="http://schemas.openxmlformats.org/drawingml/2006/picture">
                 <pic:pic>
                   <pic:nvPicPr>
-                    <pic:cNvPr descr="/tmp/tmpl0mo_s_5/emf/diagrams/workflow/ci.emf" id="66" name="Picture"/>
+                    <pic:cNvPr descr="/tmp/tmp0334j8nq/emf/diagrams/workflow/ci.emf" id="66" name="Picture"/>
                     <pic:cNvPicPr>
                       <a:picLocks noChangeArrowheads="1" noChangeAspect="1"/>
                     </pic:cNvPicPr>
@@ -8641,7 +8647,7 @@
               <a:graphicData uri="http://schemas.openxmlformats.org/drawingml/2006/picture">
                 <pic:pic>
                   <pic:nvPicPr>
-                    <pic:cNvPr descr="/tmp/tmpl0mo_s_5/emf/diagrams/workflow/review-policy.emf" id="70" name="Picture"/>
+                    <pic:cNvPr descr="/tmp/tmp0334j8nq/emf/diagrams/workflow/review-policy.emf" id="70" name="Picture"/>
                     <pic:cNvPicPr>
                       <a:picLocks noChangeArrowheads="1" noChangeAspect="1"/>
                     </pic:cNvPicPr>
@@ -9017,7 +9023,7 @@
               <a:graphicData uri="http://schemas.openxmlformats.org/drawingml/2006/picture">
                 <pic:pic>
                   <pic:nvPicPr>
-                    <pic:cNvPr descr="/tmp/tmpl0mo_s_5/emf/diagrams/workflow/fix-dispatch.emf" id="75" name="Picture"/>
+                    <pic:cNvPr descr="/tmp/tmp0334j8nq/emf/diagrams/workflow/fix-dispatch.emf" id="75" name="Picture"/>
                     <pic:cNvPicPr>
                       <a:picLocks noChangeArrowheads="1" noChangeAspect="1"/>
                     </pic:cNvPicPr>

--- a/docs/export/ADW-WORKFLOW.docx
+++ b/docs/export/ADW-WORKFLOW.docx
@@ -1838,7 +1838,7 @@
               <a:graphicData uri="http://schemas.openxmlformats.org/drawingml/2006/picture">
                 <pic:pic>
                   <pic:nvPicPr>
-                    <pic:cNvPr descr="/tmp/tmp0334j8nq/emf/diagrams/workflow/run-overview.emf" id="28" name="Picture"/>
+                    <pic:cNvPr descr="/tmp/tmp4gy_zrvq/emf/diagrams/workflow/run-overview.emf" id="28" name="Picture"/>
                     <pic:cNvPicPr>
                       <a:picLocks noChangeArrowheads="1" noChangeAspect="1"/>
                     </pic:cNvPicPr>
@@ -2022,7 +2022,7 @@
               <a:graphicData uri="http://schemas.openxmlformats.org/drawingml/2006/picture">
                 <pic:pic>
                   <pic:nvPicPr>
-                    <pic:cNvPr descr="/tmp/tmp0334j8nq/emf/diagrams/workflow/state-machine.emf" id="31" name="Picture"/>
+                    <pic:cNvPr descr="/tmp/tmp4gy_zrvq/emf/diagrams/workflow/state-machine.emf" id="31" name="Picture"/>
                     <pic:cNvPicPr>
                       <a:picLocks noChangeArrowheads="1" noChangeAspect="1"/>
                     </pic:cNvPicPr>
@@ -3735,7 +3735,7 @@
               <a:graphicData uri="http://schemas.openxmlformats.org/drawingml/2006/picture">
                 <pic:pic>
                   <pic:nvPicPr>
-                    <pic:cNvPr descr="/tmp/tmp0334j8nq/emf/diagrams/workflow/authoring-loop.emf" id="38" name="Picture"/>
+                    <pic:cNvPr descr="/tmp/tmp4gy_zrvq/emf/diagrams/workflow/authoring-loop.emf" id="38" name="Picture"/>
                     <pic:cNvPicPr>
                       <a:picLocks noChangeArrowheads="1" noChangeAspect="1"/>
                     </pic:cNvPicPr>
@@ -5992,7 +5992,7 @@
               <a:graphicData uri="http://schemas.openxmlformats.org/drawingml/2006/picture">
                 <pic:pic>
                   <pic:nvPicPr>
-                    <pic:cNvPr descr="/tmp/tmp0334j8nq/emf/diagrams/workflow/tdd-red.emf" id="48" name="Picture"/>
+                    <pic:cNvPr descr="/tmp/tmp4gy_zrvq/emf/diagrams/workflow/tdd-red.emf" id="48" name="Picture"/>
                     <pic:cNvPicPr>
                       <a:picLocks noChangeArrowheads="1" noChangeAspect="1"/>
                     </pic:cNvPicPr>
@@ -6101,7 +6101,7 @@
               <a:graphicData uri="http://schemas.openxmlformats.org/drawingml/2006/picture">
                 <pic:pic>
                   <pic:nvPicPr>
-                    <pic:cNvPr descr="/tmp/tmp0334j8nq/emf/diagrams/workflow/gate-loop.emf" id="52" name="Picture"/>
+                    <pic:cNvPr descr="/tmp/tmp4gy_zrvq/emf/diagrams/workflow/gate-loop.emf" id="52" name="Picture"/>
                     <pic:cNvPicPr>
                       <a:picLocks noChangeArrowheads="1" noChangeAspect="1"/>
                     </pic:cNvPicPr>
@@ -6680,7 +6680,7 @@
               <a:graphicData uri="http://schemas.openxmlformats.org/drawingml/2006/picture">
                 <pic:pic>
                   <pic:nvPicPr>
-                    <pic:cNvPr descr="/tmp/tmp0334j8nq/emf/diagrams/workflow/integration-e2e.emf" id="57" name="Picture"/>
+                    <pic:cNvPr descr="/tmp/tmp4gy_zrvq/emf/diagrams/workflow/integration-e2e.emf" id="57" name="Picture"/>
                     <pic:cNvPicPr>
                       <a:picLocks noChangeArrowheads="1" noChangeAspect="1"/>
                     </pic:cNvPicPr>
@@ -7147,7 +7147,7 @@
               <a:graphicData uri="http://schemas.openxmlformats.org/drawingml/2006/picture">
                 <pic:pic>
                   <pic:nvPicPr>
-                    <pic:cNvPr descr="/tmp/tmp0334j8nq/emf/diagrams/workflow/codex-review.emf" id="61" name="Picture"/>
+                    <pic:cNvPr descr="/tmp/tmp4gy_zrvq/emf/diagrams/workflow/codex-review.emf" id="61" name="Picture"/>
                     <pic:cNvPicPr>
                       <a:picLocks noChangeArrowheads="1" noChangeAspect="1"/>
                     </pic:cNvPicPr>
@@ -7995,7 +7995,7 @@
               <a:graphicData uri="http://schemas.openxmlformats.org/drawingml/2006/picture">
                 <pic:pic>
                   <pic:nvPicPr>
-                    <pic:cNvPr descr="/tmp/tmp0334j8nq/emf/diagrams/workflow/ci.emf" id="66" name="Picture"/>
+                    <pic:cNvPr descr="/tmp/tmp4gy_zrvq/emf/diagrams/workflow/ci.emf" id="66" name="Picture"/>
                     <pic:cNvPicPr>
                       <a:picLocks noChangeArrowheads="1" noChangeAspect="1"/>
                     </pic:cNvPicPr>
@@ -8647,7 +8647,7 @@
               <a:graphicData uri="http://schemas.openxmlformats.org/drawingml/2006/picture">
                 <pic:pic>
                   <pic:nvPicPr>
-                    <pic:cNvPr descr="/tmp/tmp0334j8nq/emf/diagrams/workflow/review-policy.emf" id="70" name="Picture"/>
+                    <pic:cNvPr descr="/tmp/tmp4gy_zrvq/emf/diagrams/workflow/review-policy.emf" id="70" name="Picture"/>
                     <pic:cNvPicPr>
                       <a:picLocks noChangeArrowheads="1" noChangeAspect="1"/>
                     </pic:cNvPicPr>
@@ -9023,7 +9023,7 @@
               <a:graphicData uri="http://schemas.openxmlformats.org/drawingml/2006/picture">
                 <pic:pic>
                   <pic:nvPicPr>
-                    <pic:cNvPr descr="/tmp/tmp0334j8nq/emf/diagrams/workflow/fix-dispatch.emf" id="75" name="Picture"/>
+                    <pic:cNvPr descr="/tmp/tmp4gy_zrvq/emf/diagrams/workflow/fix-dispatch.emf" id="75" name="Picture"/>
                     <pic:cNvPicPr>
                       <a:picLocks noChangeArrowheads="1" noChangeAspect="1"/>
                     </pic:cNvPicPr>

--- a/docs/export/ADW-WORKFLOW.docx
+++ b/docs/export/ADW-WORKFLOW.docx
@@ -1838,7 +1838,7 @@
               <a:graphicData uri="http://schemas.openxmlformats.org/drawingml/2006/picture">
                 <pic:pic>
                   <pic:nvPicPr>
-                    <pic:cNvPr descr="/tmp/tmp4gy_zrvq/emf/diagrams/workflow/run-overview.emf" id="28" name="Picture"/>
+                    <pic:cNvPr descr="/tmp/tmpkl3lbqdr/emf/diagrams/workflow/run-overview.emf" id="28" name="Picture"/>
                     <pic:cNvPicPr>
                       <a:picLocks noChangeArrowheads="1" noChangeAspect="1"/>
                     </pic:cNvPicPr>
@@ -2022,7 +2022,7 @@
               <a:graphicData uri="http://schemas.openxmlformats.org/drawingml/2006/picture">
                 <pic:pic>
                   <pic:nvPicPr>
-                    <pic:cNvPr descr="/tmp/tmp4gy_zrvq/emf/diagrams/workflow/state-machine.emf" id="31" name="Picture"/>
+                    <pic:cNvPr descr="/tmp/tmpkl3lbqdr/emf/diagrams/workflow/state-machine.emf" id="31" name="Picture"/>
                     <pic:cNvPicPr>
                       <a:picLocks noChangeArrowheads="1" noChangeAspect="1"/>
                     </pic:cNvPicPr>
@@ -3735,7 +3735,7 @@
               <a:graphicData uri="http://schemas.openxmlformats.org/drawingml/2006/picture">
                 <pic:pic>
                   <pic:nvPicPr>
-                    <pic:cNvPr descr="/tmp/tmp4gy_zrvq/emf/diagrams/workflow/authoring-loop.emf" id="38" name="Picture"/>
+                    <pic:cNvPr descr="/tmp/tmpkl3lbqdr/emf/diagrams/workflow/authoring-loop.emf" id="38" name="Picture"/>
                     <pic:cNvPicPr>
                       <a:picLocks noChangeArrowheads="1" noChangeAspect="1"/>
                     </pic:cNvPicPr>
@@ -5992,7 +5992,7 @@
               <a:graphicData uri="http://schemas.openxmlformats.org/drawingml/2006/picture">
                 <pic:pic>
                   <pic:nvPicPr>
-                    <pic:cNvPr descr="/tmp/tmp4gy_zrvq/emf/diagrams/workflow/tdd-red.emf" id="48" name="Picture"/>
+                    <pic:cNvPr descr="/tmp/tmpkl3lbqdr/emf/diagrams/workflow/tdd-red.emf" id="48" name="Picture"/>
                     <pic:cNvPicPr>
                       <a:picLocks noChangeArrowheads="1" noChangeAspect="1"/>
                     </pic:cNvPicPr>
@@ -6101,7 +6101,7 @@
               <a:graphicData uri="http://schemas.openxmlformats.org/drawingml/2006/picture">
                 <pic:pic>
                   <pic:nvPicPr>
-                    <pic:cNvPr descr="/tmp/tmp4gy_zrvq/emf/diagrams/workflow/gate-loop.emf" id="52" name="Picture"/>
+                    <pic:cNvPr descr="/tmp/tmpkl3lbqdr/emf/diagrams/workflow/gate-loop.emf" id="52" name="Picture"/>
                     <pic:cNvPicPr>
                       <a:picLocks noChangeArrowheads="1" noChangeAspect="1"/>
                     </pic:cNvPicPr>
@@ -6680,7 +6680,7 @@
               <a:graphicData uri="http://schemas.openxmlformats.org/drawingml/2006/picture">
                 <pic:pic>
                   <pic:nvPicPr>
-                    <pic:cNvPr descr="/tmp/tmp4gy_zrvq/emf/diagrams/workflow/integration-e2e.emf" id="57" name="Picture"/>
+                    <pic:cNvPr descr="/tmp/tmpkl3lbqdr/emf/diagrams/workflow/integration-e2e.emf" id="57" name="Picture"/>
                     <pic:cNvPicPr>
                       <a:picLocks noChangeArrowheads="1" noChangeAspect="1"/>
                     </pic:cNvPicPr>
@@ -7147,7 +7147,7 @@
               <a:graphicData uri="http://schemas.openxmlformats.org/drawingml/2006/picture">
                 <pic:pic>
                   <pic:nvPicPr>
-                    <pic:cNvPr descr="/tmp/tmp4gy_zrvq/emf/diagrams/workflow/codex-review.emf" id="61" name="Picture"/>
+                    <pic:cNvPr descr="/tmp/tmpkl3lbqdr/emf/diagrams/workflow/codex-review.emf" id="61" name="Picture"/>
                     <pic:cNvPicPr>
                       <a:picLocks noChangeArrowheads="1" noChangeAspect="1"/>
                     </pic:cNvPicPr>
@@ -7995,7 +7995,7 @@
               <a:graphicData uri="http://schemas.openxmlformats.org/drawingml/2006/picture">
                 <pic:pic>
                   <pic:nvPicPr>
-                    <pic:cNvPr descr="/tmp/tmp4gy_zrvq/emf/diagrams/workflow/ci.emf" id="66" name="Picture"/>
+                    <pic:cNvPr descr="/tmp/tmpkl3lbqdr/emf/diagrams/workflow/ci.emf" id="66" name="Picture"/>
                     <pic:cNvPicPr>
                       <a:picLocks noChangeArrowheads="1" noChangeAspect="1"/>
                     </pic:cNvPicPr>
@@ -8647,7 +8647,7 @@
               <a:graphicData uri="http://schemas.openxmlformats.org/drawingml/2006/picture">
                 <pic:pic>
                   <pic:nvPicPr>
-                    <pic:cNvPr descr="/tmp/tmp4gy_zrvq/emf/diagrams/workflow/review-policy.emf" id="70" name="Picture"/>
+                    <pic:cNvPr descr="/tmp/tmpkl3lbqdr/emf/diagrams/workflow/review-policy.emf" id="70" name="Picture"/>
                     <pic:cNvPicPr>
                       <a:picLocks noChangeArrowheads="1" noChangeAspect="1"/>
                     </pic:cNvPicPr>
@@ -9023,7 +9023,7 @@
               <a:graphicData uri="http://schemas.openxmlformats.org/drawingml/2006/picture">
                 <pic:pic>
                   <pic:nvPicPr>
-                    <pic:cNvPr descr="/tmp/tmp4gy_zrvq/emf/diagrams/workflow/fix-dispatch.emf" id="75" name="Picture"/>
+                    <pic:cNvPr descr="/tmp/tmpkl3lbqdr/emf/diagrams/workflow/fix-dispatch.emf" id="75" name="Picture"/>
                     <pic:cNvPicPr>
                       <a:picLocks noChangeArrowheads="1" noChangeAspect="1"/>
                     </pic:cNvPicPr>

--- a/docs/export/ADW-WORKFLOW.docx
+++ b/docs/export/ADW-WORKFLOW.docx
@@ -1838,7 +1838,7 @@
               <a:graphicData uri="http://schemas.openxmlformats.org/drawingml/2006/picture">
                 <pic:pic>
                   <pic:nvPicPr>
-                    <pic:cNvPr descr="/tmp/tmpkl3lbqdr/emf/diagrams/workflow/run-overview.emf" id="28" name="Picture"/>
+                    <pic:cNvPr descr="/tmp/tmpmi02cfhz/emf/diagrams/workflow/run-overview.emf" id="28" name="Picture"/>
                     <pic:cNvPicPr>
                       <a:picLocks noChangeArrowheads="1" noChangeAspect="1"/>
                     </pic:cNvPicPr>
@@ -2022,7 +2022,7 @@
               <a:graphicData uri="http://schemas.openxmlformats.org/drawingml/2006/picture">
                 <pic:pic>
                   <pic:nvPicPr>
-                    <pic:cNvPr descr="/tmp/tmpkl3lbqdr/emf/diagrams/workflow/state-machine.emf" id="31" name="Picture"/>
+                    <pic:cNvPr descr="/tmp/tmpmi02cfhz/emf/diagrams/workflow/state-machine.emf" id="31" name="Picture"/>
                     <pic:cNvPicPr>
                       <a:picLocks noChangeArrowheads="1" noChangeAspect="1"/>
                     </pic:cNvPicPr>
@@ -3735,7 +3735,7 @@
               <a:graphicData uri="http://schemas.openxmlformats.org/drawingml/2006/picture">
                 <pic:pic>
                   <pic:nvPicPr>
-                    <pic:cNvPr descr="/tmp/tmpkl3lbqdr/emf/diagrams/workflow/authoring-loop.emf" id="38" name="Picture"/>
+                    <pic:cNvPr descr="/tmp/tmpmi02cfhz/emf/diagrams/workflow/authoring-loop.emf" id="38" name="Picture"/>
                     <pic:cNvPicPr>
                       <a:picLocks noChangeArrowheads="1" noChangeAspect="1"/>
                     </pic:cNvPicPr>
@@ -5992,7 +5992,7 @@
               <a:graphicData uri="http://schemas.openxmlformats.org/drawingml/2006/picture">
                 <pic:pic>
                   <pic:nvPicPr>
-                    <pic:cNvPr descr="/tmp/tmpkl3lbqdr/emf/diagrams/workflow/tdd-red.emf" id="48" name="Picture"/>
+                    <pic:cNvPr descr="/tmp/tmpmi02cfhz/emf/diagrams/workflow/tdd-red.emf" id="48" name="Picture"/>
                     <pic:cNvPicPr>
                       <a:picLocks noChangeArrowheads="1" noChangeAspect="1"/>
                     </pic:cNvPicPr>
@@ -6101,7 +6101,7 @@
               <a:graphicData uri="http://schemas.openxmlformats.org/drawingml/2006/picture">
                 <pic:pic>
                   <pic:nvPicPr>
-                    <pic:cNvPr descr="/tmp/tmpkl3lbqdr/emf/diagrams/workflow/gate-loop.emf" id="52" name="Picture"/>
+                    <pic:cNvPr descr="/tmp/tmpmi02cfhz/emf/diagrams/workflow/gate-loop.emf" id="52" name="Picture"/>
                     <pic:cNvPicPr>
                       <a:picLocks noChangeArrowheads="1" noChangeAspect="1"/>
                     </pic:cNvPicPr>
@@ -6680,7 +6680,7 @@
               <a:graphicData uri="http://schemas.openxmlformats.org/drawingml/2006/picture">
                 <pic:pic>
                   <pic:nvPicPr>
-                    <pic:cNvPr descr="/tmp/tmpkl3lbqdr/emf/diagrams/workflow/integration-e2e.emf" id="57" name="Picture"/>
+                    <pic:cNvPr descr="/tmp/tmpmi02cfhz/emf/diagrams/workflow/integration-e2e.emf" id="57" name="Picture"/>
                     <pic:cNvPicPr>
                       <a:picLocks noChangeArrowheads="1" noChangeAspect="1"/>
                     </pic:cNvPicPr>
@@ -7147,7 +7147,7 @@
               <a:graphicData uri="http://schemas.openxmlformats.org/drawingml/2006/picture">
                 <pic:pic>
                   <pic:nvPicPr>
-                    <pic:cNvPr descr="/tmp/tmpkl3lbqdr/emf/diagrams/workflow/codex-review.emf" id="61" name="Picture"/>
+                    <pic:cNvPr descr="/tmp/tmpmi02cfhz/emf/diagrams/workflow/codex-review.emf" id="61" name="Picture"/>
                     <pic:cNvPicPr>
                       <a:picLocks noChangeArrowheads="1" noChangeAspect="1"/>
                     </pic:cNvPicPr>
@@ -7995,7 +7995,7 @@
               <a:graphicData uri="http://schemas.openxmlformats.org/drawingml/2006/picture">
                 <pic:pic>
                   <pic:nvPicPr>
-                    <pic:cNvPr descr="/tmp/tmpkl3lbqdr/emf/diagrams/workflow/ci.emf" id="66" name="Picture"/>
+                    <pic:cNvPr descr="/tmp/tmpmi02cfhz/emf/diagrams/workflow/ci.emf" id="66" name="Picture"/>
                     <pic:cNvPicPr>
                       <a:picLocks noChangeArrowheads="1" noChangeAspect="1"/>
                     </pic:cNvPicPr>
@@ -8647,7 +8647,7 @@
               <a:graphicData uri="http://schemas.openxmlformats.org/drawingml/2006/picture">
                 <pic:pic>
                   <pic:nvPicPr>
-                    <pic:cNvPr descr="/tmp/tmpkl3lbqdr/emf/diagrams/workflow/review-policy.emf" id="70" name="Picture"/>
+                    <pic:cNvPr descr="/tmp/tmpmi02cfhz/emf/diagrams/workflow/review-policy.emf" id="70" name="Picture"/>
                     <pic:cNvPicPr>
                       <a:picLocks noChangeArrowheads="1" noChangeAspect="1"/>
                     </pic:cNvPicPr>
@@ -9023,7 +9023,7 @@
               <a:graphicData uri="http://schemas.openxmlformats.org/drawingml/2006/picture">
                 <pic:pic>
                   <pic:nvPicPr>
-                    <pic:cNvPr descr="/tmp/tmpkl3lbqdr/emf/diagrams/workflow/fix-dispatch.emf" id="75" name="Picture"/>
+                    <pic:cNvPr descr="/tmp/tmpmi02cfhz/emf/diagrams/workflow/fix-dispatch.emf" id="75" name="Picture"/>
                     <pic:cNvPicPr>
                       <a:picLocks noChangeArrowheads="1" noChangeAspect="1"/>
                     </pic:cNvPicPr>

--- a/docs/export/ADW-WORKFLOW.docx
+++ b/docs/export/ADW-WORKFLOW.docx
@@ -1838,7 +1838,7 @@
               <a:graphicData uri="http://schemas.openxmlformats.org/drawingml/2006/picture">
                 <pic:pic>
                   <pic:nvPicPr>
-                    <pic:cNvPr descr="/tmp/tmpmi02cfhz/emf/diagrams/workflow/run-overview.emf" id="28" name="Picture"/>
+                    <pic:cNvPr descr="/tmp/tmp6n3y1bnz/emf/diagrams/workflow/run-overview.emf" id="28" name="Picture"/>
                     <pic:cNvPicPr>
                       <a:picLocks noChangeArrowheads="1" noChangeAspect="1"/>
                     </pic:cNvPicPr>
@@ -2022,7 +2022,7 @@
               <a:graphicData uri="http://schemas.openxmlformats.org/drawingml/2006/picture">
                 <pic:pic>
                   <pic:nvPicPr>
-                    <pic:cNvPr descr="/tmp/tmpmi02cfhz/emf/diagrams/workflow/state-machine.emf" id="31" name="Picture"/>
+                    <pic:cNvPr descr="/tmp/tmp6n3y1bnz/emf/diagrams/workflow/state-machine.emf" id="31" name="Picture"/>
                     <pic:cNvPicPr>
                       <a:picLocks noChangeArrowheads="1" noChangeAspect="1"/>
                     </pic:cNvPicPr>
@@ -3735,7 +3735,7 @@
               <a:graphicData uri="http://schemas.openxmlformats.org/drawingml/2006/picture">
                 <pic:pic>
                   <pic:nvPicPr>
-                    <pic:cNvPr descr="/tmp/tmpmi02cfhz/emf/diagrams/workflow/authoring-loop.emf" id="38" name="Picture"/>
+                    <pic:cNvPr descr="/tmp/tmp6n3y1bnz/emf/diagrams/workflow/authoring-loop.emf" id="38" name="Picture"/>
                     <pic:cNvPicPr>
                       <a:picLocks noChangeArrowheads="1" noChangeAspect="1"/>
                     </pic:cNvPicPr>
@@ -5992,7 +5992,7 @@
               <a:graphicData uri="http://schemas.openxmlformats.org/drawingml/2006/picture">
                 <pic:pic>
                   <pic:nvPicPr>
-                    <pic:cNvPr descr="/tmp/tmpmi02cfhz/emf/diagrams/workflow/tdd-red.emf" id="48" name="Picture"/>
+                    <pic:cNvPr descr="/tmp/tmp6n3y1bnz/emf/diagrams/workflow/tdd-red.emf" id="48" name="Picture"/>
                     <pic:cNvPicPr>
                       <a:picLocks noChangeArrowheads="1" noChangeAspect="1"/>
                     </pic:cNvPicPr>
@@ -6101,7 +6101,7 @@
               <a:graphicData uri="http://schemas.openxmlformats.org/drawingml/2006/picture">
                 <pic:pic>
                   <pic:nvPicPr>
-                    <pic:cNvPr descr="/tmp/tmpmi02cfhz/emf/diagrams/workflow/gate-loop.emf" id="52" name="Picture"/>
+                    <pic:cNvPr descr="/tmp/tmp6n3y1bnz/emf/diagrams/workflow/gate-loop.emf" id="52" name="Picture"/>
                     <pic:cNvPicPr>
                       <a:picLocks noChangeArrowheads="1" noChangeAspect="1"/>
                     </pic:cNvPicPr>
@@ -6680,7 +6680,7 @@
               <a:graphicData uri="http://schemas.openxmlformats.org/drawingml/2006/picture">
                 <pic:pic>
                   <pic:nvPicPr>
-                    <pic:cNvPr descr="/tmp/tmpmi02cfhz/emf/diagrams/workflow/integration-e2e.emf" id="57" name="Picture"/>
+                    <pic:cNvPr descr="/tmp/tmp6n3y1bnz/emf/diagrams/workflow/integration-e2e.emf" id="57" name="Picture"/>
                     <pic:cNvPicPr>
                       <a:picLocks noChangeArrowheads="1" noChangeAspect="1"/>
                     </pic:cNvPicPr>
@@ -7147,7 +7147,7 @@
               <a:graphicData uri="http://schemas.openxmlformats.org/drawingml/2006/picture">
                 <pic:pic>
                   <pic:nvPicPr>
-                    <pic:cNvPr descr="/tmp/tmpmi02cfhz/emf/diagrams/workflow/codex-review.emf" id="61" name="Picture"/>
+                    <pic:cNvPr descr="/tmp/tmp6n3y1bnz/emf/diagrams/workflow/codex-review.emf" id="61" name="Picture"/>
                     <pic:cNvPicPr>
                       <a:picLocks noChangeArrowheads="1" noChangeAspect="1"/>
                     </pic:cNvPicPr>
@@ -7995,7 +7995,7 @@
               <a:graphicData uri="http://schemas.openxmlformats.org/drawingml/2006/picture">
                 <pic:pic>
                   <pic:nvPicPr>
-                    <pic:cNvPr descr="/tmp/tmpmi02cfhz/emf/diagrams/workflow/ci.emf" id="66" name="Picture"/>
+                    <pic:cNvPr descr="/tmp/tmp6n3y1bnz/emf/diagrams/workflow/ci.emf" id="66" name="Picture"/>
                     <pic:cNvPicPr>
                       <a:picLocks noChangeArrowheads="1" noChangeAspect="1"/>
                     </pic:cNvPicPr>
@@ -8647,7 +8647,7 @@
               <a:graphicData uri="http://schemas.openxmlformats.org/drawingml/2006/picture">
                 <pic:pic>
                   <pic:nvPicPr>
-                    <pic:cNvPr descr="/tmp/tmpmi02cfhz/emf/diagrams/workflow/review-policy.emf" id="70" name="Picture"/>
+                    <pic:cNvPr descr="/tmp/tmp6n3y1bnz/emf/diagrams/workflow/review-policy.emf" id="70" name="Picture"/>
                     <pic:cNvPicPr>
                       <a:picLocks noChangeArrowheads="1" noChangeAspect="1"/>
                     </pic:cNvPicPr>
@@ -9023,7 +9023,7 @@
               <a:graphicData uri="http://schemas.openxmlformats.org/drawingml/2006/picture">
                 <pic:pic>
                   <pic:nvPicPr>
-                    <pic:cNvPr descr="/tmp/tmpmi02cfhz/emf/diagrams/workflow/fix-dispatch.emf" id="75" name="Picture"/>
+                    <pic:cNvPr descr="/tmp/tmp6n3y1bnz/emf/diagrams/workflow/fix-dispatch.emf" id="75" name="Picture"/>
                     <pic:cNvPicPr>
                       <a:picLocks noChangeArrowheads="1" noChangeAspect="1"/>
                     </pic:cNvPicPr>

--- a/docs/export/ADW-WORKFLOW.docx
+++ b/docs/export/ADW-WORKFLOW.docx
@@ -1838,7 +1838,7 @@
               <a:graphicData uri="http://schemas.openxmlformats.org/drawingml/2006/picture">
                 <pic:pic>
                   <pic:nvPicPr>
-                    <pic:cNvPr descr="/tmp/tmp6n3y1bnz/emf/diagrams/workflow/run-overview.emf" id="28" name="Picture"/>
+                    <pic:cNvPr descr="/tmp/tmpgr3muoi7/emf/diagrams/workflow/run-overview.emf" id="28" name="Picture"/>
                     <pic:cNvPicPr>
                       <a:picLocks noChangeArrowheads="1" noChangeAspect="1"/>
                     </pic:cNvPicPr>
@@ -2022,7 +2022,7 @@
               <a:graphicData uri="http://schemas.openxmlformats.org/drawingml/2006/picture">
                 <pic:pic>
                   <pic:nvPicPr>
-                    <pic:cNvPr descr="/tmp/tmp6n3y1bnz/emf/diagrams/workflow/state-machine.emf" id="31" name="Picture"/>
+                    <pic:cNvPr descr="/tmp/tmpgr3muoi7/emf/diagrams/workflow/state-machine.emf" id="31" name="Picture"/>
                     <pic:cNvPicPr>
                       <a:picLocks noChangeArrowheads="1" noChangeAspect="1"/>
                     </pic:cNvPicPr>
@@ -3735,7 +3735,7 @@
               <a:graphicData uri="http://schemas.openxmlformats.org/drawingml/2006/picture">
                 <pic:pic>
                   <pic:nvPicPr>
-                    <pic:cNvPr descr="/tmp/tmp6n3y1bnz/emf/diagrams/workflow/authoring-loop.emf" id="38" name="Picture"/>
+                    <pic:cNvPr descr="/tmp/tmpgr3muoi7/emf/diagrams/workflow/authoring-loop.emf" id="38" name="Picture"/>
                     <pic:cNvPicPr>
                       <a:picLocks noChangeArrowheads="1" noChangeAspect="1"/>
                     </pic:cNvPicPr>
@@ -5992,7 +5992,7 @@
               <a:graphicData uri="http://schemas.openxmlformats.org/drawingml/2006/picture">
                 <pic:pic>
                   <pic:nvPicPr>
-                    <pic:cNvPr descr="/tmp/tmp6n3y1bnz/emf/diagrams/workflow/tdd-red.emf" id="48" name="Picture"/>
+                    <pic:cNvPr descr="/tmp/tmpgr3muoi7/emf/diagrams/workflow/tdd-red.emf" id="48" name="Picture"/>
                     <pic:cNvPicPr>
                       <a:picLocks noChangeArrowheads="1" noChangeAspect="1"/>
                     </pic:cNvPicPr>
@@ -6101,7 +6101,7 @@
               <a:graphicData uri="http://schemas.openxmlformats.org/drawingml/2006/picture">
                 <pic:pic>
                   <pic:nvPicPr>
-                    <pic:cNvPr descr="/tmp/tmp6n3y1bnz/emf/diagrams/workflow/gate-loop.emf" id="52" name="Picture"/>
+                    <pic:cNvPr descr="/tmp/tmpgr3muoi7/emf/diagrams/workflow/gate-loop.emf" id="52" name="Picture"/>
                     <pic:cNvPicPr>
                       <a:picLocks noChangeArrowheads="1" noChangeAspect="1"/>
                     </pic:cNvPicPr>
@@ -6680,7 +6680,7 @@
               <a:graphicData uri="http://schemas.openxmlformats.org/drawingml/2006/picture">
                 <pic:pic>
                   <pic:nvPicPr>
-                    <pic:cNvPr descr="/tmp/tmp6n3y1bnz/emf/diagrams/workflow/integration-e2e.emf" id="57" name="Picture"/>
+                    <pic:cNvPr descr="/tmp/tmpgr3muoi7/emf/diagrams/workflow/integration-e2e.emf" id="57" name="Picture"/>
                     <pic:cNvPicPr>
                       <a:picLocks noChangeArrowheads="1" noChangeAspect="1"/>
                     </pic:cNvPicPr>
@@ -7147,7 +7147,7 @@
               <a:graphicData uri="http://schemas.openxmlformats.org/drawingml/2006/picture">
                 <pic:pic>
                   <pic:nvPicPr>
-                    <pic:cNvPr descr="/tmp/tmp6n3y1bnz/emf/diagrams/workflow/codex-review.emf" id="61" name="Picture"/>
+                    <pic:cNvPr descr="/tmp/tmpgr3muoi7/emf/diagrams/workflow/codex-review.emf" id="61" name="Picture"/>
                     <pic:cNvPicPr>
                       <a:picLocks noChangeArrowheads="1" noChangeAspect="1"/>
                     </pic:cNvPicPr>
@@ -7995,7 +7995,7 @@
               <a:graphicData uri="http://schemas.openxmlformats.org/drawingml/2006/picture">
                 <pic:pic>
                   <pic:nvPicPr>
-                    <pic:cNvPr descr="/tmp/tmp6n3y1bnz/emf/diagrams/workflow/ci.emf" id="66" name="Picture"/>
+                    <pic:cNvPr descr="/tmp/tmpgr3muoi7/emf/diagrams/workflow/ci.emf" id="66" name="Picture"/>
                     <pic:cNvPicPr>
                       <a:picLocks noChangeArrowheads="1" noChangeAspect="1"/>
                     </pic:cNvPicPr>
@@ -8647,7 +8647,7 @@
               <a:graphicData uri="http://schemas.openxmlformats.org/drawingml/2006/picture">
                 <pic:pic>
                   <pic:nvPicPr>
-                    <pic:cNvPr descr="/tmp/tmp6n3y1bnz/emf/diagrams/workflow/review-policy.emf" id="70" name="Picture"/>
+                    <pic:cNvPr descr="/tmp/tmpgr3muoi7/emf/diagrams/workflow/review-policy.emf" id="70" name="Picture"/>
                     <pic:cNvPicPr>
                       <a:picLocks noChangeArrowheads="1" noChangeAspect="1"/>
                     </pic:cNvPicPr>
@@ -9023,7 +9023,7 @@
               <a:graphicData uri="http://schemas.openxmlformats.org/drawingml/2006/picture">
                 <pic:pic>
                   <pic:nvPicPr>
-                    <pic:cNvPr descr="/tmp/tmp6n3y1bnz/emf/diagrams/workflow/fix-dispatch.emf" id="75" name="Picture"/>
+                    <pic:cNvPr descr="/tmp/tmpgr3muoi7/emf/diagrams/workflow/fix-dispatch.emf" id="75" name="Picture"/>
                     <pic:cNvPicPr>
                       <a:picLocks noChangeArrowheads="1" noChangeAspect="1"/>
                     </pic:cNvPicPr>

--- a/docs/export/ADW-WORKFLOW.docx
+++ b/docs/export/ADW-WORKFLOW.docx
@@ -1838,7 +1838,7 @@
               <a:graphicData uri="http://schemas.openxmlformats.org/drawingml/2006/picture">
                 <pic:pic>
                   <pic:nvPicPr>
-                    <pic:cNvPr descr="/tmp/tmpgr3muoi7/emf/diagrams/workflow/run-overview.emf" id="28" name="Picture"/>
+                    <pic:cNvPr descr="/tmp/tmpgszi6s13/emf/diagrams/workflow/run-overview.emf" id="28" name="Picture"/>
                     <pic:cNvPicPr>
                       <a:picLocks noChangeArrowheads="1" noChangeAspect="1"/>
                     </pic:cNvPicPr>
@@ -2022,7 +2022,7 @@
               <a:graphicData uri="http://schemas.openxmlformats.org/drawingml/2006/picture">
                 <pic:pic>
                   <pic:nvPicPr>
-                    <pic:cNvPr descr="/tmp/tmpgr3muoi7/emf/diagrams/workflow/state-machine.emf" id="31" name="Picture"/>
+                    <pic:cNvPr descr="/tmp/tmpgszi6s13/emf/diagrams/workflow/state-machine.emf" id="31" name="Picture"/>
                     <pic:cNvPicPr>
                       <a:picLocks noChangeArrowheads="1" noChangeAspect="1"/>
                     </pic:cNvPicPr>
@@ -2382,7 +2382,7 @@
         <w:t xml:space="preserve"> </w:t>
       </w:r>
       <w:r>
-        <w:t xml:space="preserve">legacy flags</w:t>
+        <w:t xml:space="preserve">deprecated flags</w:t>
       </w:r>
       <w:r>
         <w:t xml:space="preserve"> </w:t>
@@ -2436,13 +2436,13 @@
         <w:t xml:space="preserve">both</w:t>
       </w:r>
       <w:r>
-        <w:t xml:space="preserve">) are</w:t>
-      </w:r>
-      <w:r>
-        <w:t xml:space="preserve"> </w:t>
-      </w:r>
-      <w:r>
-        <w:t xml:space="preserve">still accepted; a contradiction between them fails immediately.</w:t>
+        <w:t xml:space="preserve">)</w:t>
+      </w:r>
+      <w:r>
+        <w:t xml:space="preserve"> </w:t>
+      </w:r>
+      <w:r>
+        <w:t xml:space="preserve">still work but print a hint; a contradiction between them fails immediately.</w:t>
       </w:r>
     </w:p>
     <w:p>
@@ -3735,7 +3735,7 @@
               <a:graphicData uri="http://schemas.openxmlformats.org/drawingml/2006/picture">
                 <pic:pic>
                   <pic:nvPicPr>
-                    <pic:cNvPr descr="/tmp/tmpgr3muoi7/emf/diagrams/workflow/authoring-loop.emf" id="38" name="Picture"/>
+                    <pic:cNvPr descr="/tmp/tmpgszi6s13/emf/diagrams/workflow/authoring-loop.emf" id="38" name="Picture"/>
                     <pic:cNvPicPr>
                       <a:picLocks noChangeArrowheads="1" noChangeAspect="1"/>
                     </pic:cNvPicPr>
@@ -5992,7 +5992,7 @@
               <a:graphicData uri="http://schemas.openxmlformats.org/drawingml/2006/picture">
                 <pic:pic>
                   <pic:nvPicPr>
-                    <pic:cNvPr descr="/tmp/tmpgr3muoi7/emf/diagrams/workflow/tdd-red.emf" id="48" name="Picture"/>
+                    <pic:cNvPr descr="/tmp/tmpgszi6s13/emf/diagrams/workflow/tdd-red.emf" id="48" name="Picture"/>
                     <pic:cNvPicPr>
                       <a:picLocks noChangeArrowheads="1" noChangeAspect="1"/>
                     </pic:cNvPicPr>
@@ -6101,7 +6101,7 @@
               <a:graphicData uri="http://schemas.openxmlformats.org/drawingml/2006/picture">
                 <pic:pic>
                   <pic:nvPicPr>
-                    <pic:cNvPr descr="/tmp/tmpgr3muoi7/emf/diagrams/workflow/gate-loop.emf" id="52" name="Picture"/>
+                    <pic:cNvPr descr="/tmp/tmpgszi6s13/emf/diagrams/workflow/gate-loop.emf" id="52" name="Picture"/>
                     <pic:cNvPicPr>
                       <a:picLocks noChangeArrowheads="1" noChangeAspect="1"/>
                     </pic:cNvPicPr>
@@ -6680,7 +6680,7 @@
               <a:graphicData uri="http://schemas.openxmlformats.org/drawingml/2006/picture">
                 <pic:pic>
                   <pic:nvPicPr>
-                    <pic:cNvPr descr="/tmp/tmpgr3muoi7/emf/diagrams/workflow/integration-e2e.emf" id="57" name="Picture"/>
+                    <pic:cNvPr descr="/tmp/tmpgszi6s13/emf/diagrams/workflow/integration-e2e.emf" id="57" name="Picture"/>
                     <pic:cNvPicPr>
                       <a:picLocks noChangeArrowheads="1" noChangeAspect="1"/>
                     </pic:cNvPicPr>
@@ -7147,7 +7147,7 @@
               <a:graphicData uri="http://schemas.openxmlformats.org/drawingml/2006/picture">
                 <pic:pic>
                   <pic:nvPicPr>
-                    <pic:cNvPr descr="/tmp/tmpgr3muoi7/emf/diagrams/workflow/codex-review.emf" id="61" name="Picture"/>
+                    <pic:cNvPr descr="/tmp/tmpgszi6s13/emf/diagrams/workflow/codex-review.emf" id="61" name="Picture"/>
                     <pic:cNvPicPr>
                       <a:picLocks noChangeArrowheads="1" noChangeAspect="1"/>
                     </pic:cNvPicPr>
@@ -7995,7 +7995,7 @@
               <a:graphicData uri="http://schemas.openxmlformats.org/drawingml/2006/picture">
                 <pic:pic>
                   <pic:nvPicPr>
-                    <pic:cNvPr descr="/tmp/tmpgr3muoi7/emf/diagrams/workflow/ci.emf" id="66" name="Picture"/>
+                    <pic:cNvPr descr="/tmp/tmpgszi6s13/emf/diagrams/workflow/ci.emf" id="66" name="Picture"/>
                     <pic:cNvPicPr>
                       <a:picLocks noChangeArrowheads="1" noChangeAspect="1"/>
                     </pic:cNvPicPr>
@@ -8647,7 +8647,7 @@
               <a:graphicData uri="http://schemas.openxmlformats.org/drawingml/2006/picture">
                 <pic:pic>
                   <pic:nvPicPr>
-                    <pic:cNvPr descr="/tmp/tmpgr3muoi7/emf/diagrams/workflow/review-policy.emf" id="70" name="Picture"/>
+                    <pic:cNvPr descr="/tmp/tmpgszi6s13/emf/diagrams/workflow/review-policy.emf" id="70" name="Picture"/>
                     <pic:cNvPicPr>
                       <a:picLocks noChangeArrowheads="1" noChangeAspect="1"/>
                     </pic:cNvPicPr>
@@ -9023,7 +9023,7 @@
               <a:graphicData uri="http://schemas.openxmlformats.org/drawingml/2006/picture">
                 <pic:pic>
                   <pic:nvPicPr>
-                    <pic:cNvPr descr="/tmp/tmpgr3muoi7/emf/diagrams/workflow/fix-dispatch.emf" id="75" name="Picture"/>
+                    <pic:cNvPr descr="/tmp/tmpgszi6s13/emf/diagrams/workflow/fix-dispatch.emf" id="75" name="Picture"/>
                     <pic:cNvPicPr>
                       <a:picLocks noChangeArrowheads="1" noChangeAspect="1"/>
                     </pic:cNvPicPr>

--- a/docs/export/ADW-WORKFLOW.docx
+++ b/docs/export/ADW-WORKFLOW.docx
@@ -1838,7 +1838,7 @@
               <a:graphicData uri="http://schemas.openxmlformats.org/drawingml/2006/picture">
                 <pic:pic>
                   <pic:nvPicPr>
-                    <pic:cNvPr descr="/tmp/tmpgszi6s13/emf/diagrams/workflow/run-overview.emf" id="28" name="Picture"/>
+                    <pic:cNvPr descr="/tmp/tmpjnzbh_pr/emf/diagrams/workflow/run-overview.emf" id="28" name="Picture"/>
                     <pic:cNvPicPr>
                       <a:picLocks noChangeArrowheads="1" noChangeAspect="1"/>
                     </pic:cNvPicPr>
@@ -2022,7 +2022,7 @@
               <a:graphicData uri="http://schemas.openxmlformats.org/drawingml/2006/picture">
                 <pic:pic>
                   <pic:nvPicPr>
-                    <pic:cNvPr descr="/tmp/tmpgszi6s13/emf/diagrams/workflow/state-machine.emf" id="31" name="Picture"/>
+                    <pic:cNvPr descr="/tmp/tmpjnzbh_pr/emf/diagrams/workflow/state-machine.emf" id="31" name="Picture"/>
                     <pic:cNvPicPr>
                       <a:picLocks noChangeArrowheads="1" noChangeAspect="1"/>
                     </pic:cNvPicPr>
@@ -3735,7 +3735,7 @@
               <a:graphicData uri="http://schemas.openxmlformats.org/drawingml/2006/picture">
                 <pic:pic>
                   <pic:nvPicPr>
-                    <pic:cNvPr descr="/tmp/tmpgszi6s13/emf/diagrams/workflow/authoring-loop.emf" id="38" name="Picture"/>
+                    <pic:cNvPr descr="/tmp/tmpjnzbh_pr/emf/diagrams/workflow/authoring-loop.emf" id="38" name="Picture"/>
                     <pic:cNvPicPr>
                       <a:picLocks noChangeArrowheads="1" noChangeAspect="1"/>
                     </pic:cNvPicPr>
@@ -5992,7 +5992,7 @@
               <a:graphicData uri="http://schemas.openxmlformats.org/drawingml/2006/picture">
                 <pic:pic>
                   <pic:nvPicPr>
-                    <pic:cNvPr descr="/tmp/tmpgszi6s13/emf/diagrams/workflow/tdd-red.emf" id="48" name="Picture"/>
+                    <pic:cNvPr descr="/tmp/tmpjnzbh_pr/emf/diagrams/workflow/tdd-red.emf" id="48" name="Picture"/>
                     <pic:cNvPicPr>
                       <a:picLocks noChangeArrowheads="1" noChangeAspect="1"/>
                     </pic:cNvPicPr>
@@ -6101,7 +6101,7 @@
               <a:graphicData uri="http://schemas.openxmlformats.org/drawingml/2006/picture">
                 <pic:pic>
                   <pic:nvPicPr>
-                    <pic:cNvPr descr="/tmp/tmpgszi6s13/emf/diagrams/workflow/gate-loop.emf" id="52" name="Picture"/>
+                    <pic:cNvPr descr="/tmp/tmpjnzbh_pr/emf/diagrams/workflow/gate-loop.emf" id="52" name="Picture"/>
                     <pic:cNvPicPr>
                       <a:picLocks noChangeArrowheads="1" noChangeAspect="1"/>
                     </pic:cNvPicPr>
@@ -6680,7 +6680,7 @@
               <a:graphicData uri="http://schemas.openxmlformats.org/drawingml/2006/picture">
                 <pic:pic>
                   <pic:nvPicPr>
-                    <pic:cNvPr descr="/tmp/tmpgszi6s13/emf/diagrams/workflow/integration-e2e.emf" id="57" name="Picture"/>
+                    <pic:cNvPr descr="/tmp/tmpjnzbh_pr/emf/diagrams/workflow/integration-e2e.emf" id="57" name="Picture"/>
                     <pic:cNvPicPr>
                       <a:picLocks noChangeArrowheads="1" noChangeAspect="1"/>
                     </pic:cNvPicPr>
@@ -7147,7 +7147,7 @@
               <a:graphicData uri="http://schemas.openxmlformats.org/drawingml/2006/picture">
                 <pic:pic>
                   <pic:nvPicPr>
-                    <pic:cNvPr descr="/tmp/tmpgszi6s13/emf/diagrams/workflow/codex-review.emf" id="61" name="Picture"/>
+                    <pic:cNvPr descr="/tmp/tmpjnzbh_pr/emf/diagrams/workflow/codex-review.emf" id="61" name="Picture"/>
                     <pic:cNvPicPr>
                       <a:picLocks noChangeArrowheads="1" noChangeAspect="1"/>
                     </pic:cNvPicPr>
@@ -7995,7 +7995,7 @@
               <a:graphicData uri="http://schemas.openxmlformats.org/drawingml/2006/picture">
                 <pic:pic>
                   <pic:nvPicPr>
-                    <pic:cNvPr descr="/tmp/tmpgszi6s13/emf/diagrams/workflow/ci.emf" id="66" name="Picture"/>
+                    <pic:cNvPr descr="/tmp/tmpjnzbh_pr/emf/diagrams/workflow/ci.emf" id="66" name="Picture"/>
                     <pic:cNvPicPr>
                       <a:picLocks noChangeArrowheads="1" noChangeAspect="1"/>
                     </pic:cNvPicPr>
@@ -8647,7 +8647,7 @@
               <a:graphicData uri="http://schemas.openxmlformats.org/drawingml/2006/picture">
                 <pic:pic>
                   <pic:nvPicPr>
-                    <pic:cNvPr descr="/tmp/tmpgszi6s13/emf/diagrams/workflow/review-policy.emf" id="70" name="Picture"/>
+                    <pic:cNvPr descr="/tmp/tmpjnzbh_pr/emf/diagrams/workflow/review-policy.emf" id="70" name="Picture"/>
                     <pic:cNvPicPr>
                       <a:picLocks noChangeArrowheads="1" noChangeAspect="1"/>
                     </pic:cNvPicPr>
@@ -9023,7 +9023,7 @@
               <a:graphicData uri="http://schemas.openxmlformats.org/drawingml/2006/picture">
                 <pic:pic>
                   <pic:nvPicPr>
-                    <pic:cNvPr descr="/tmp/tmpgszi6s13/emf/diagrams/workflow/fix-dispatch.emf" id="75" name="Picture"/>
+                    <pic:cNvPr descr="/tmp/tmpjnzbh_pr/emf/diagrams/workflow/fix-dispatch.emf" id="75" name="Picture"/>
                     <pic:cNvPicPr>
                       <a:picLocks noChangeArrowheads="1" noChangeAspect="1"/>
                     </pic:cNvPicPr>
